--- a/kits/cra-readiness/templates/vulnerability-handling-policy.docx
+++ b/kits/cra-readiness/templates/vulnerability-handling-policy.docx
@@ -77,10 +77,10 @@
         <w:tblLook w:firstColumn="1" w:firstRow="1" w:lastColumn="0" w:lastRow="0" w:noHBand="0" w:noVBand="1" w:val="04A0"/>
       </w:tblPr>
       <w:tblGrid>
-        <w:gridCol w:w="1547"/>
-        <w:gridCol w:w="2157"/>
-        <w:gridCol w:w="4227"/>
-        <w:gridCol w:w="1707"/>
+        <w:gridCol w:w="1544"/>
+        <w:gridCol w:w="2151"/>
+        <w:gridCol w:w="4213"/>
+        <w:gridCol w:w="1729"/>
       </w:tblGrid>
       <w:tr>
         <w:trPr>
@@ -88,7 +88,7 @@
         </w:trPr>
         <w:tc>
           <w:tcPr>
-            <w:tcW w:type="dxa" w:w="1547"/>
+            <w:tcW w:type="dxa" w:w="1544"/>
             <w:shd w:val="clear" w:color="auto" w:fill="D9E2F3"/>
           </w:tcPr>
           <w:p>
@@ -106,7 +106,7 @@
         </w:tc>
         <w:tc>
           <w:tcPr>
-            <w:tcW w:type="dxa" w:w="2157"/>
+            <w:tcW w:type="dxa" w:w="2151"/>
             <w:shd w:val="clear" w:color="auto" w:fill="D9E2F3"/>
           </w:tcPr>
           <w:p>
@@ -124,7 +124,7 @@
         </w:tc>
         <w:tc>
           <w:tcPr>
-            <w:tcW w:type="dxa" w:w="4227"/>
+            <w:tcW w:type="dxa" w:w="4213"/>
             <w:shd w:val="clear" w:color="auto" w:fill="D9E2F3"/>
           </w:tcPr>
           <w:p>
@@ -142,7 +142,7 @@
         </w:tc>
         <w:tc>
           <w:tcPr>
-            <w:tcW w:type="dxa" w:w="1707"/>
+            <w:tcW w:type="dxa" w:w="1729"/>
             <w:shd w:val="clear" w:color="auto" w:fill="D9E2F3"/>
           </w:tcPr>
           <w:p>
@@ -162,7 +162,7 @@
       <w:tr>
         <w:tc>
           <w:tcPr>
-            <w:tcW w:type="dxa" w:w="1547"/>
+            <w:tcW w:type="dxa" w:w="1544"/>
           </w:tcPr>
           <w:p>
             <w:pPr>
@@ -178,7 +178,7 @@
         </w:tc>
         <w:tc>
           <w:tcPr>
-            <w:tcW w:type="dxa" w:w="2157"/>
+            <w:tcW w:type="dxa" w:w="2151"/>
           </w:tcPr>
           <w:p>
             <w:pPr>
@@ -194,7 +194,7 @@
         </w:tc>
         <w:tc>
           <w:tcPr>
-            <w:tcW w:type="dxa" w:w="4227"/>
+            <w:tcW w:type="dxa" w:w="4213"/>
           </w:tcPr>
           <w:p>
             <w:pPr>
@@ -210,7 +210,7 @@
         </w:tc>
         <w:tc>
           <w:tcPr>
-            <w:tcW w:type="dxa" w:w="1707"/>
+            <w:tcW w:type="dxa" w:w="1729"/>
           </w:tcPr>
           <w:p>
             <w:pPr>
@@ -1462,7 +1462,7 @@
       <w:outlineLvl w:val="0"/>
     </w:pPr>
     <w:rPr>
-      <w:rFonts w:asciiTheme="majorHAnsi" w:eastAsiaTheme="majorEastAsia" w:hAnsiTheme="majorHAnsi" w:cstheme="majorBidi" w:ascii="Arial" w:hAnsi="Arial" w:eastAsia="Arial"/>
+      <w:rFonts w:ascii="Arial" w:hAnsi="Arial" w:eastAsia="Arial"/>
       <w:b/>
       <w:bCs/>
       <w:color w:val="1F3864"/>
@@ -1486,7 +1486,7 @@
       <w:outlineLvl w:val="1"/>
     </w:pPr>
     <w:rPr>
-      <w:rFonts w:asciiTheme="majorHAnsi" w:eastAsiaTheme="majorEastAsia" w:hAnsiTheme="majorHAnsi" w:cstheme="majorBidi" w:ascii="Arial" w:hAnsi="Arial" w:eastAsia="Arial"/>
+      <w:rFonts w:ascii="Arial" w:hAnsi="Arial" w:eastAsia="Arial"/>
       <w:b/>
       <w:bCs/>
       <w:color w:val="1F3864"/>
@@ -1510,7 +1510,7 @@
       <w:outlineLvl w:val="2"/>
     </w:pPr>
     <w:rPr>
-      <w:rFonts w:asciiTheme="majorHAnsi" w:eastAsiaTheme="majorEastAsia" w:hAnsiTheme="majorHAnsi" w:cstheme="majorBidi" w:ascii="Arial" w:hAnsi="Arial" w:eastAsia="Arial"/>
+      <w:rFonts w:ascii="Arial" w:hAnsi="Arial" w:eastAsia="Arial"/>
       <w:b/>
       <w:bCs/>
       <w:color w:val="1F3864"/>
@@ -1534,7 +1534,7 @@
       <w:outlineLvl w:val="3"/>
     </w:pPr>
     <w:rPr>
-      <w:rFonts w:asciiTheme="majorHAnsi" w:eastAsiaTheme="majorEastAsia" w:hAnsiTheme="majorHAnsi" w:cstheme="majorBidi" w:ascii="Arial" w:hAnsi="Arial" w:eastAsia="Arial"/>
+      <w:rFonts w:ascii="Arial" w:hAnsi="Arial" w:eastAsia="Arial"/>
       <w:b/>
       <w:bCs/>
       <w:i/>
@@ -1753,7 +1753,7 @@
       <w:contextualSpacing/>
     </w:pPr>
     <w:rPr>
-      <w:rFonts w:asciiTheme="majorHAnsi" w:eastAsiaTheme="majorEastAsia" w:hAnsiTheme="majorHAnsi" w:cstheme="majorBidi" w:ascii="Arial" w:hAnsi="Arial" w:eastAsia="Arial"/>
+      <w:rFonts w:ascii="Arial" w:hAnsi="Arial" w:eastAsia="Arial"/>
       <w:b/>
       <w:color w:val="1F3864"/>
       <w:spacing w:val="5"/>
